--- a/products-storage/14-peredacha-id-pod-podpis/02-soprovoditelnoe-pismo-peredachi.docx
+++ b/products-storage/14-peredacha-id-pod-podpis/02-soprovoditelnoe-pismo-peredachi.docx
@@ -99,7 +99,7 @@
                 <w:sz w:val="24"/>
                 <w:szCs w:val="24"/>
               </w:rPr>
-              <w:t xml:space="preserve">Тексты вычитку юристом не проходили, нормативная сверка форм и порядка передачи по ним не проводилась. Приоритет всегда у вашего договора: состав исполнительной документации, форма и адресат передачи, срок рассмотрения и связь передачи с оплатой определяются им, а обязательные требования к формам вы проверяете сами в действующей редакции на дату передачи.</w:t>
+              <w:t xml:space="preserve">Тексты прошли вычитку юристом в типовой редакции. Нормативная сверка форм и порядка передачи по ним не проводилась, и вычитка её не заменяет. Приоритет всегда у вашего договора: состав исполнительной документации, форма и адресат передачи, срок рассмотрения и связь передачи с оплатой определяются им, а обязательные требования к формам вы проверяете сами в действующей редакции на дату передачи.</w:t>
             </w:r>
           </w:p>
           <w:p>
